--- a/Deliverable 1/Summary of Gen AI use for INF201.docx
+++ b/Deliverable 1/Summary of Gen AI use for INF201.docx
@@ -63,7 +63,7 @@
           <w:bCs/>
           <w:u w:val="single"/>
         </w:rPr>
-        <w:t>Knudsen`s</w:t>
+        <w:t>Knutsen’s</w:t>
       </w:r>
       <w:proofErr w:type="spellEnd"/>
       <w:r>
@@ -551,7 +551,7 @@
           <w:bCs/>
           <w:u w:val="single"/>
         </w:rPr>
-        <w:t>Øwre`s</w:t>
+        <w:t>Øwre’s</w:t>
       </w:r>
       <w:proofErr w:type="spellEnd"/>
       <w:r>
